--- a/导出/如何不让自己的孩子变傻.docx
+++ b/导出/如何不让自己的孩子变傻.docx
@@ -28,6 +28,12 @@
       <w:pPr>
         <w:pStyle w:val="Author"/>
       </w:pPr>
+      <w:r>
+        <w:rPr>
+          <w:rFonts w:hint="eastAsia"/>
+        </w:rPr>
+        <w:t xml:space="preserve">李晰晖</w:t>
+      </w:r>
     </w:p>
     <w:p>
       <w:pPr>
